--- a/gaura-ganoddesha/Gaura-Ganoddesha-Dipika-ru-full.docx
+++ b/gaura-ganoddesha/Gaura-Ganoddesha-Dipika-ru-full.docx
@@ -6555,7 +6555,7 @@
         <w:t>Пословно:</w:t>
       </w:r>
       <w:r>
-        <w:t xml:space="preserve"> пременидхи-тайа — как Пременидхи; кхьятим — славу (имя); гаурах — Гаура; йасмаи — которому; дадау — дал; сукхи — радостный; мадхавендрасья — Мадхавендры; шишьятват — из-за ученичества; гауравам — почтение; ча — и; сада — всегда; акарот — оказывал.</w:t>
+        <w:t xml:space="preserve"> преманидхи-тайа — как Преманидхи; кхьятим — славу (имя); гаурах — Гаура; йасмаи — которому; дадау — дал; сукхи — радостный; мадхавендрасья — Мадхавендры; шишьятват — из-за ученичества; гауравам — почтение; ча — и; сада — всегда; акарот — оказывал.</w:t>
       </w:r>
     </w:p>
     <w:p>
@@ -6571,7 +6571,7 @@
         <w:t>56.</w:t>
       </w:r>
       <w:r>
-        <w:t xml:space="preserve"> Гаура радостно дал ему славное имя Пременидхи и всегда почитал его, ибо тот был учеником Мадхавендры.</w:t>
+        <w:t xml:space="preserve"> Гаура радостно дал ему славное имя Преманидхи и всегда почитал его, ибо тот был учеником Мадхавендры.</w:t>
       </w:r>
     </w:p>
     <w:p>
@@ -14190,7 +14190,7 @@
         <w:t>Пословно:</w:t>
       </w:r>
       <w:r>
-        <w:t xml:space="preserve"> subalah — Субала; yah — который; priya-shreshthah — лучший из любимых (друзей); sah — он; gauridasa-panditah — Гаури Дас Пандит; kamalakarah — Камалакара; pippalai-namna — по имени Пиппалаи; asit — был; yah — который; mahabalah — Махабала.</w:t>
+        <w:t xml:space="preserve"> subalah — Субала; yah — который; priya-shreshthah — лучший из любимых (друзей); sah — он; gauridasa-panditah — Гауридас Пандит; kamalakarah — Камалакара; pippalai-namna — по имени Пиппалаи; asit — был; yah — который; mahabalah — Махабала.</w:t>
       </w:r>
     </w:p>
     <w:p>
@@ -14206,7 +14206,7 @@
         <w:t>128.</w:t>
       </w:r>
       <w:r>
-        <w:t xml:space="preserve"> Субала, лучший из любимых друзей, — это Гаури Дас Пандит; могучий Махабала — это Камалакара Пиппалаи.</w:t>
+        <w:t xml:space="preserve"> Субала, лучший из любимых друзей, — это Гауридас Пандит; могучий Махабала — это Камалакара Пиппалаи.</w:t>
       </w:r>
     </w:p>
     <w:p>

--- a/gaura-ganoddesha/Gaura-Ganoddesha-Dipika-ru-full.docx
+++ b/gaura-ganoddesha/Gaura-Ganoddesha-Dipika-ru-full.docx
@@ -8516,7 +8516,7 @@
         <w:t>Пословно:</w:t>
       </w:r>
       <w:r>
-        <w:t xml:space="preserve"> вьюхах — вьюха; турьях — четвёртый; анируддхах — Анируддха; йах — который; сах — он; вакрешвара-пандитах — Вакрешвара Пандит; кришна-авеша-джа-нритьена — танцем, рождённым одержимостью Кришной; прабхох — Прабху; сукхам — радость; аджиджанат — доставлял.</w:t>
+        <w:t xml:space="preserve"> вьюхах — вьюха; турьях — четвёртый; анируддхах — Анируддха; йах — который; сах — он; вакрешвара-пандитах — Вакрешвара Пандит; кришна-авеша-джа-нритьена — танцем, рождённым погружением в Кришну; прабхох — Прабху; сукхам — радость; аджиджанат — доставлял.</w:t>
       </w:r>
     </w:p>
     <w:p>
@@ -8532,7 +8532,7 @@
         <w:t>71.</w:t>
       </w:r>
       <w:r>
-        <w:t xml:space="preserve"> Четвёртый вьюха, Анируддха, — это Вакрешвара Пандит, своим танцем, рождённым одержимостью Кришной, доставлявший радость Прабху.</w:t>
+        <w:t xml:space="preserve"> Четвёртый вьюха, Анируддха, — это Вакрешвара Пандит, своим танцем, рождённым погружением в Кришну, доставлявший радость Прабху.</w:t>
       </w:r>
     </w:p>
     <w:p>
